--- a/JAIST/MEXT/Form6_Self-declaration_Form_of_Applicability_to_a_Specific_Category.docx
+++ b/JAIST/MEXT/Form6_Self-declaration_Form_of_Applicability_to_a_Specific_Category.docx
@@ -1,6 +1,6 @@
 
 <file path=word/document.xml><?xml version="1.0" encoding="utf-8"?>
-<w:document xmlns:wpc="http://schemas.microsoft.com/office/word/2010/wordprocessingCanvas" xmlns:cx="http://schemas.microsoft.com/office/drawing/2014/chartex" xmlns:cx1="http://schemas.microsoft.com/office/drawing/2015/9/8/chartex" xmlns:cx2="http://schemas.microsoft.com/office/drawing/2015/10/21/chartex" xmlns:cx3="http://schemas.microsoft.com/office/drawing/2016/5/9/chartex" xmlns:cx4="http://schemas.microsoft.com/office/drawing/2016/5/10/chartex" xmlns:cx5="http://schemas.microsoft.com/office/drawing/2016/5/11/chartex" xmlns:cx6="http://schemas.microsoft.com/office/drawing/2016/5/12/chartex" xmlns:cx7="http://schemas.microsoft.com/office/drawing/2016/5/13/chartex" xmlns:cx8="http://schemas.microsoft.com/office/drawing/2016/5/14/chartex" xmlns:mc="http://schemas.openxmlformats.org/markup-compatibility/2006" xmlns:aink="http://schemas.microsoft.com/office/drawing/2016/ink" xmlns:am3d="http://schemas.microsoft.com/office/drawing/2017/model3d" xmlns:o="urn:schemas-microsoft-com:office:office" xmlns:r="http://schemas.openxmlformats.org/officeDocument/2006/relationships" xmlns:m="http://schemas.openxmlformats.org/officeDocument/2006/math" xmlns:v="urn:schemas-microsoft-com:vml" xmlns:wp14="http://schemas.microsoft.com/office/word/2010/wordprocessingDrawing" xmlns:wp="http://schemas.openxmlformats.org/drawingml/2006/wordprocessingDrawing" xmlns:w10="urn:schemas-microsoft-com:office:word" xmlns:w="http://schemas.openxmlformats.org/wordprocessingml/2006/main" xmlns:w14="http://schemas.microsoft.com/office/word/2010/wordml" xmlns:w15="http://schemas.microsoft.com/office/word/2012/wordml" xmlns:w16cex="http://schemas.microsoft.com/office/word/2018/wordml/cex" xmlns:w16cid="http://schemas.microsoft.com/office/word/2016/wordml/cid" xmlns:w16="http://schemas.microsoft.com/office/word/2018/wordml" xmlns:w16sdtdh="http://schemas.microsoft.com/office/word/2020/wordml/sdtdatahash" xmlns:w16se="http://schemas.microsoft.com/office/word/2015/wordml/symex" xmlns:wpg="http://schemas.microsoft.com/office/word/2010/wordprocessingGroup" xmlns:wpi="http://schemas.microsoft.com/office/word/2010/wordprocessingInk" xmlns:wne="http://schemas.microsoft.com/office/word/2006/wordml" xmlns:wps="http://schemas.microsoft.com/office/word/2010/wordprocessingShape" mc:Ignorable="w14 w15 w16se w16cid w16 w16cex w16sdtdh wp14">
+<w:document xmlns:wpc="http://schemas.microsoft.com/office/word/2010/wordprocessingCanvas" xmlns:cx="http://schemas.microsoft.com/office/drawing/2014/chartex" xmlns:cx1="http://schemas.microsoft.com/office/drawing/2015/9/8/chartex" xmlns:cx2="http://schemas.microsoft.com/office/drawing/2015/10/21/chartex" xmlns:cx3="http://schemas.microsoft.com/office/drawing/2016/5/9/chartex" xmlns:cx4="http://schemas.microsoft.com/office/drawing/2016/5/10/chartex" xmlns:cx5="http://schemas.microsoft.com/office/drawing/2016/5/11/chartex" xmlns:cx6="http://schemas.microsoft.com/office/drawing/2016/5/12/chartex" xmlns:cx7="http://schemas.microsoft.com/office/drawing/2016/5/13/chartex" xmlns:cx8="http://schemas.microsoft.com/office/drawing/2016/5/14/chartex" xmlns:mc="http://schemas.openxmlformats.org/markup-compatibility/2006" xmlns:aink="http://schemas.microsoft.com/office/drawing/2016/ink" xmlns:am3d="http://schemas.microsoft.com/office/drawing/2017/model3d" xmlns:o="urn:schemas-microsoft-com:office:office" xmlns:oel="http://schemas.microsoft.com/office/2019/extlst" xmlns:r="http://schemas.openxmlformats.org/officeDocument/2006/relationships" xmlns:m="http://schemas.openxmlformats.org/officeDocument/2006/math" xmlns:v="urn:schemas-microsoft-com:vml" xmlns:wp14="http://schemas.microsoft.com/office/word/2010/wordprocessingDrawing" xmlns:wp="http://schemas.openxmlformats.org/drawingml/2006/wordprocessingDrawing" xmlns:w10="urn:schemas-microsoft-com:office:word" xmlns:w="http://schemas.openxmlformats.org/wordprocessingml/2006/main" xmlns:w14="http://schemas.microsoft.com/office/word/2010/wordml" xmlns:w15="http://schemas.microsoft.com/office/word/2012/wordml" xmlns:w16cex="http://schemas.microsoft.com/office/word/2018/wordml/cex" xmlns:w16cid="http://schemas.microsoft.com/office/word/2016/wordml/cid" xmlns:w16="http://schemas.microsoft.com/office/word/2018/wordml" xmlns:w16du="http://schemas.microsoft.com/office/word/2023/wordml/word16du" xmlns:w16sdtdh="http://schemas.microsoft.com/office/word/2020/wordml/sdtdatahash" xmlns:w16sdtfl="http://schemas.microsoft.com/office/word/2024/wordml/sdtformatlock" xmlns:w16se="http://schemas.microsoft.com/office/word/2015/wordml/symex" xmlns:wpg="http://schemas.microsoft.com/office/word/2010/wordprocessingGroup" xmlns:wpi="http://schemas.microsoft.com/office/word/2010/wordprocessingInk" xmlns:wne="http://schemas.microsoft.com/office/word/2006/wordml" xmlns:wps="http://schemas.microsoft.com/office/word/2010/wordprocessingShape" mc:Ignorable="w14 w15 w16se w16cid w16 w16cex w16sdtdh w16sdtfl w16du wp14">
   <w:body>
     <w:p>
       <w:pPr>
@@ -8,19 +8,19 @@
       </w:pPr>
       <w:r>
         <w:rPr>
-          <w:rFonts w:ascii="ＭＳ Ｐゴシック" w:eastAsia="ＭＳ Ｐゴシック" w:hAnsi="ＭＳ Ｐゴシック"/>
+          <w:rFonts w:ascii="MS PGothic" w:eastAsia="MS PGothic" w:hAnsi="MS PGothic"/>
         </w:rPr>
         <w:t>特定類型該当性の自己申告書</w:t>
       </w:r>
       <w:r>
         <w:rPr>
-          <w:rFonts w:ascii="ＭＳ Ｐゴシック" w:eastAsia="ＭＳ Ｐゴシック" w:hAnsi="ＭＳ Ｐゴシック" w:hint="eastAsia"/>
+          <w:rFonts w:ascii="MS PGothic" w:eastAsia="MS PGothic" w:hAnsi="MS PGothic" w:hint="eastAsia"/>
         </w:rPr>
         <w:t>/</w:t>
       </w:r>
       <w:r>
         <w:rPr>
-          <w:rFonts w:asciiTheme="majorHAnsi" w:eastAsia="ＭＳ Ｐゴシック" w:hAnsiTheme="majorHAnsi" w:cstheme="majorHAnsi"/>
+          <w:rFonts w:asciiTheme="majorHAnsi" w:eastAsia="MS PGothic" w:hAnsiTheme="majorHAnsi" w:cstheme="majorHAnsi"/>
         </w:rPr>
         <w:t xml:space="preserve"> Self-Declaration Form of Applicability to a Specific Category</w:t>
       </w:r>
@@ -32,7 +32,7 @@
     </w:p>
     <w:tbl>
       <w:tblPr>
-        <w:tblStyle w:val="a9"/>
+        <w:tblStyle w:val="TableGrid"/>
         <w:tblW w:w="0" w:type="auto"/>
         <w:tblLook w:val="04A0" w:firstRow="1" w:lastRow="0" w:firstColumn="1" w:lastColumn="0" w:noHBand="0" w:noVBand="1"/>
       </w:tblPr>
@@ -702,7 +702,7 @@
     <w:p/>
     <w:tbl>
       <w:tblPr>
-        <w:tblStyle w:val="a9"/>
+        <w:tblStyle w:val="TableGrid"/>
         <w:tblW w:w="0" w:type="auto"/>
         <w:tblLook w:val="04A0" w:firstRow="1" w:lastRow="0" w:firstColumn="1" w:lastColumn="0" w:noHBand="0" w:noVBand="1"/>
       </w:tblPr>
@@ -788,7 +788,22 @@
                 <w:sz w:val="18"/>
                 <w:szCs w:val="18"/>
               </w:rPr>
-              <w:t xml:space="preserve">　　　　　　　年</w:t>
+              <w:t xml:space="preserve">　　　　　</w:t>
+            </w:r>
+            <w:r>
+              <w:rPr>
+                <w:sz w:val="18"/>
+                <w:szCs w:val="18"/>
+              </w:rPr>
+              <w:t>2025</w:t>
+            </w:r>
+            <w:r>
+              <w:rPr>
+                <w:rFonts w:hint="eastAsia"/>
+                <w:sz w:val="18"/>
+                <w:szCs w:val="18"/>
+              </w:rPr>
+              <w:t xml:space="preserve">　年</w:t>
             </w:r>
             <w:r>
               <w:rPr>
@@ -827,7 +842,22 @@
                 <w:sz w:val="18"/>
                 <w:szCs w:val="18"/>
               </w:rPr>
-              <w:t xml:space="preserve">　　　　　月</w:t>
+              <w:t xml:space="preserve">　　</w:t>
+            </w:r>
+            <w:r>
+              <w:rPr>
+                <w:sz w:val="18"/>
+                <w:szCs w:val="18"/>
+              </w:rPr>
+              <w:t>9</w:t>
+            </w:r>
+            <w:r>
+              <w:rPr>
+                <w:rFonts w:hint="eastAsia"/>
+                <w:sz w:val="18"/>
+                <w:szCs w:val="18"/>
+              </w:rPr>
+              <w:t xml:space="preserve">　月</w:t>
             </w:r>
             <w:r>
               <w:rPr>
@@ -866,7 +896,22 @@
                 <w:sz w:val="18"/>
                 <w:szCs w:val="18"/>
               </w:rPr>
-              <w:t xml:space="preserve">　　　　　日</w:t>
+              <w:t xml:space="preserve">　　</w:t>
+            </w:r>
+            <w:r>
+              <w:rPr>
+                <w:sz w:val="18"/>
+                <w:szCs w:val="18"/>
+              </w:rPr>
+              <w:t>20</w:t>
+            </w:r>
+            <w:r>
+              <w:rPr>
+                <w:rFonts w:hint="eastAsia"/>
+                <w:sz w:val="18"/>
+                <w:szCs w:val="18"/>
+              </w:rPr>
+              <w:t xml:space="preserve">　　日</w:t>
             </w:r>
             <w:r>
               <w:rPr>
@@ -1046,6 +1091,22 @@
                 <w:szCs w:val="18"/>
               </w:rPr>
             </w:pPr>
+            <w:proofErr w:type="spellStart"/>
+            <w:r>
+              <w:rPr>
+                <w:sz w:val="18"/>
+                <w:szCs w:val="18"/>
+              </w:rPr>
+              <w:t>Panawattanakul</w:t>
+            </w:r>
+            <w:proofErr w:type="spellEnd"/>
+            <w:r>
+              <w:rPr>
+                <w:sz w:val="18"/>
+                <w:szCs w:val="18"/>
+              </w:rPr>
+              <w:t xml:space="preserve"> Pakin</w:t>
+            </w:r>
           </w:p>
         </w:tc>
       </w:tr>
@@ -1158,21 +1219,20 @@
                 </w:rPr>
                 <w:id w:val="1889076601"/>
                 <w14:checkbox>
-                  <w14:checked w14:val="0"/>
-                  <w14:checkedState w14:val="2611" w14:font="ＭＳ Ｐゴシック"/>
-                  <w14:uncheckedState w14:val="2610" w14:font="ＭＳ ゴシック"/>
+                  <w14:checked w14:val="1"/>
+                  <w14:checkedState w14:val="2611" w14:font="MS PGothic"/>
+                  <w14:uncheckedState w14:val="2610" w14:font="MS Gothic"/>
                 </w14:checkbox>
               </w:sdtPr>
-              <w:sdtEndPr/>
               <w:sdtContent>
                 <w:r>
                   <w:rPr>
-                    <w:rFonts w:ascii="ＭＳ ゴシック" w:eastAsia="ＭＳ ゴシック" w:hAnsi="ＭＳ ゴシック" w:hint="eastAsia"/>
+                    <w:rFonts w:ascii="MS PGothic" w:eastAsia="MS PGothic" w:hAnsi="MS PGothic" w:hint="eastAsia"/>
                     <w:color w:val="000000"/>
                     <w:sz w:val="18"/>
                     <w:szCs w:val="18"/>
                   </w:rPr>
-                  <w:t>☐</w:t>
+                  <w:t>☑</w:t>
                 </w:r>
               </w:sdtContent>
             </w:sdt>
@@ -1235,11 +1295,10 @@
                 <w:id w:val="1255008850"/>
                 <w14:checkbox>
                   <w14:checked w14:val="0"/>
-                  <w14:checkedState w14:val="2611" w14:font="ＭＳ Ｐゴシック"/>
-                  <w14:uncheckedState w14:val="2610" w14:font="ＭＳ ゴシック"/>
+                  <w14:checkedState w14:val="2611" w14:font="MS PGothic"/>
+                  <w14:uncheckedState w14:val="2610" w14:font="MS Gothic"/>
                 </w14:checkbox>
               </w:sdtPr>
-              <w:sdtEndPr/>
               <w:sdtContent>
                 <w:r>
                   <w:rPr>
@@ -1417,7 +1476,7 @@
             <w:sdt>
               <w:sdtPr>
                 <w:rPr>
-                  <w:rFonts w:ascii="ＭＳ 明朝" w:hAnsi="ＭＳ 明朝" w:hint="eastAsia"/>
+                  <w:rFonts w:ascii="MS Mincho" w:hAnsi="MS Mincho" w:hint="eastAsia"/>
                   <w:color w:val="000000"/>
                   <w:sz w:val="18"/>
                   <w:szCs w:val="18"/>
@@ -1425,15 +1484,14 @@
                 <w:id w:val="-1648820291"/>
                 <w14:checkbox>
                   <w14:checked w14:val="0"/>
-                  <w14:checkedState w14:val="2611" w14:font="ＭＳ Ｐゴシック"/>
-                  <w14:uncheckedState w14:val="2610" w14:font="ＭＳ ゴシック"/>
+                  <w14:checkedState w14:val="2611" w14:font="MS PGothic"/>
+                  <w14:uncheckedState w14:val="2610" w14:font="MS Gothic"/>
                 </w14:checkbox>
               </w:sdtPr>
-              <w:sdtEndPr/>
               <w:sdtContent>
                 <w:r>
                   <w:rPr>
-                    <w:rFonts w:ascii="ＭＳ ゴシック" w:eastAsia="ＭＳ ゴシック" w:hAnsi="ＭＳ ゴシック" w:hint="eastAsia"/>
+                    <w:rFonts w:ascii="MS Gothic" w:eastAsia="MS Gothic" w:hAnsi="MS Gothic" w:hint="eastAsia"/>
                     <w:color w:val="000000"/>
                     <w:sz w:val="18"/>
                     <w:szCs w:val="18"/>
@@ -1444,7 +1502,7 @@
             </w:sdt>
             <w:r>
               <w:rPr>
-                <w:rFonts w:ascii="ＭＳ 明朝" w:hAnsi="ＭＳ 明朝"/>
+                <w:rFonts w:ascii="MS Mincho" w:hAnsi="MS Mincho"/>
                 <w:color w:val="000000"/>
                 <w:sz w:val="18"/>
                 <w:szCs w:val="18"/>
@@ -1510,7 +1568,7 @@
             <w:sdt>
               <w:sdtPr>
                 <w:rPr>
-                  <w:rFonts w:ascii="ＭＳ 明朝" w:hAnsi="ＭＳ 明朝" w:hint="eastAsia"/>
+                  <w:rFonts w:ascii="MS Mincho" w:hAnsi="MS Mincho" w:hint="eastAsia"/>
                   <w:color w:val="000000"/>
                   <w:sz w:val="18"/>
                   <w:szCs w:val="18"/>
@@ -1518,15 +1576,14 @@
                 <w:id w:val="1492904913"/>
                 <w14:checkbox>
                   <w14:checked w14:val="0"/>
-                  <w14:checkedState w14:val="2611" w14:font="ＭＳ Ｐゴシック"/>
-                  <w14:uncheckedState w14:val="2610" w14:font="ＭＳ ゴシック"/>
+                  <w14:checkedState w14:val="2611" w14:font="MS PGothic"/>
+                  <w14:uncheckedState w14:val="2610" w14:font="MS Gothic"/>
                 </w14:checkbox>
               </w:sdtPr>
-              <w:sdtEndPr/>
               <w:sdtContent>
                 <w:r>
                   <w:rPr>
-                    <w:rFonts w:ascii="ＭＳ ゴシック" w:eastAsia="ＭＳ ゴシック" w:hAnsi="ＭＳ ゴシック" w:hint="eastAsia"/>
+                    <w:rFonts w:ascii="MS Gothic" w:eastAsia="MS Gothic" w:hAnsi="MS Gothic" w:hint="eastAsia"/>
                     <w:color w:val="000000"/>
                     <w:sz w:val="18"/>
                     <w:szCs w:val="18"/>
@@ -1537,7 +1594,7 @@
             </w:sdt>
             <w:r>
               <w:rPr>
-                <w:rFonts w:ascii="ＭＳ 明朝" w:hAnsi="ＭＳ 明朝"/>
+                <w:rFonts w:ascii="MS Mincho" w:hAnsi="MS Mincho"/>
                 <w:color w:val="000000"/>
                 <w:sz w:val="18"/>
                 <w:szCs w:val="18"/>
@@ -1604,7 +1661,7 @@
             <w:sdt>
               <w:sdtPr>
                 <w:rPr>
-                  <w:rFonts w:ascii="ＭＳ 明朝" w:hAnsi="ＭＳ 明朝" w:hint="eastAsia"/>
+                  <w:rFonts w:ascii="MS Mincho" w:hAnsi="MS Mincho" w:hint="eastAsia"/>
                   <w:color w:val="000000"/>
                   <w:sz w:val="18"/>
                   <w:szCs w:val="18"/>
@@ -1612,15 +1669,14 @@
                 <w:id w:val="475734386"/>
                 <w14:checkbox>
                   <w14:checked w14:val="0"/>
-                  <w14:checkedState w14:val="2611" w14:font="ＭＳ Ｐゴシック"/>
-                  <w14:uncheckedState w14:val="2610" w14:font="ＭＳ ゴシック"/>
+                  <w14:checkedState w14:val="2611" w14:font="MS PGothic"/>
+                  <w14:uncheckedState w14:val="2610" w14:font="MS Gothic"/>
                 </w14:checkbox>
               </w:sdtPr>
-              <w:sdtEndPr/>
               <w:sdtContent>
                 <w:r>
                   <w:rPr>
-                    <w:rFonts w:ascii="ＭＳ ゴシック" w:eastAsia="ＭＳ ゴシック" w:hAnsi="ＭＳ ゴシック" w:hint="eastAsia"/>
+                    <w:rFonts w:ascii="MS Gothic" w:eastAsia="MS Gothic" w:hAnsi="MS Gothic" w:hint="eastAsia"/>
                     <w:color w:val="000000"/>
                     <w:sz w:val="18"/>
                     <w:szCs w:val="18"/>
@@ -1631,7 +1687,7 @@
             </w:sdt>
             <w:r>
               <w:rPr>
-                <w:rFonts w:ascii="ＭＳ 明朝" w:hAnsi="ＭＳ 明朝"/>
+                <w:rFonts w:ascii="MS Mincho" w:hAnsi="MS Mincho"/>
                 <w:color w:val="000000"/>
                 <w:sz w:val="18"/>
                 <w:szCs w:val="18"/>
@@ -1697,34 +1753,33 @@
             <w:sdt>
               <w:sdtPr>
                 <w:rPr>
-                  <w:rFonts w:ascii="ＭＳ 明朝" w:hAnsi="ＭＳ 明朝" w:hint="eastAsia"/>
+                  <w:rFonts w:ascii="MS Mincho" w:hAnsi="MS Mincho" w:hint="eastAsia"/>
                   <w:color w:val="000000"/>
                   <w:sz w:val="18"/>
                   <w:szCs w:val="18"/>
                 </w:rPr>
                 <w:id w:val="1806271442"/>
                 <w14:checkbox>
-                  <w14:checked w14:val="0"/>
-                  <w14:checkedState w14:val="2611" w14:font="ＭＳ Ｐゴシック"/>
-                  <w14:uncheckedState w14:val="2610" w14:font="ＭＳ ゴシック"/>
+                  <w14:checked w14:val="1"/>
+                  <w14:checkedState w14:val="2611" w14:font="MS PGothic"/>
+                  <w14:uncheckedState w14:val="2610" w14:font="MS Gothic"/>
                 </w14:checkbox>
               </w:sdtPr>
-              <w:sdtEndPr/>
               <w:sdtContent>
                 <w:r>
                   <w:rPr>
-                    <w:rFonts w:ascii="ＭＳ ゴシック" w:eastAsia="ＭＳ ゴシック" w:hAnsi="ＭＳ ゴシック" w:hint="eastAsia"/>
+                    <w:rFonts w:ascii="MS PGothic" w:eastAsia="MS PGothic" w:hAnsi="MS PGothic" w:hint="eastAsia"/>
                     <w:color w:val="000000"/>
                     <w:sz w:val="18"/>
                     <w:szCs w:val="18"/>
                   </w:rPr>
-                  <w:t>☐</w:t>
+                  <w:t>☑</w:t>
                 </w:r>
               </w:sdtContent>
             </w:sdt>
             <w:r>
               <w:rPr>
-                <w:rFonts w:ascii="ＭＳ 明朝" w:hAnsi="ＭＳ 明朝"/>
+                <w:rFonts w:ascii="MS Mincho" w:hAnsi="MS Mincho"/>
                 <w:color w:val="000000"/>
                 <w:sz w:val="18"/>
                 <w:szCs w:val="18"/>
@@ -1851,7 +1906,7 @@
       </w:r>
       <w:r>
         <w:rPr>
-          <w:rFonts w:asciiTheme="majorHAnsi" w:eastAsia="ＭＳ ゴシック" w:hAnsiTheme="majorHAnsi" w:cstheme="majorHAnsi"/>
+          <w:rFonts w:asciiTheme="majorHAnsi" w:eastAsia="MS Gothic" w:hAnsiTheme="majorHAnsi" w:cstheme="majorHAnsi"/>
           <w:color w:val="000000" w:themeColor="text1"/>
           <w:sz w:val="16"/>
           <w:szCs w:val="18"/>
@@ -1990,7 +2045,7 @@
 </file>
 
 <file path=word/endnotes.xml><?xml version="1.0" encoding="utf-8"?>
-<w:endnotes xmlns:wpc="http://schemas.microsoft.com/office/word/2010/wordprocessingCanvas" xmlns:cx="http://schemas.microsoft.com/office/drawing/2014/chartex" xmlns:cx1="http://schemas.microsoft.com/office/drawing/2015/9/8/chartex" xmlns:cx2="http://schemas.microsoft.com/office/drawing/2015/10/21/chartex" xmlns:cx3="http://schemas.microsoft.com/office/drawing/2016/5/9/chartex" xmlns:cx4="http://schemas.microsoft.com/office/drawing/2016/5/10/chartex" xmlns:cx5="http://schemas.microsoft.com/office/drawing/2016/5/11/chartex" xmlns:cx6="http://schemas.microsoft.com/office/drawing/2016/5/12/chartex" xmlns:cx7="http://schemas.microsoft.com/office/drawing/2016/5/13/chartex" xmlns:cx8="http://schemas.microsoft.com/office/drawing/2016/5/14/chartex" xmlns:mc="http://schemas.openxmlformats.org/markup-compatibility/2006" xmlns:aink="http://schemas.microsoft.com/office/drawing/2016/ink" xmlns:am3d="http://schemas.microsoft.com/office/drawing/2017/model3d" xmlns:o="urn:schemas-microsoft-com:office:office" xmlns:r="http://schemas.openxmlformats.org/officeDocument/2006/relationships" xmlns:m="http://schemas.openxmlformats.org/officeDocument/2006/math" xmlns:v="urn:schemas-microsoft-com:vml" xmlns:wp14="http://schemas.microsoft.com/office/word/2010/wordprocessingDrawing" xmlns:wp="http://schemas.openxmlformats.org/drawingml/2006/wordprocessingDrawing" xmlns:w10="urn:schemas-microsoft-com:office:word" xmlns:w="http://schemas.openxmlformats.org/wordprocessingml/2006/main" xmlns:w14="http://schemas.microsoft.com/office/word/2010/wordml" xmlns:w15="http://schemas.microsoft.com/office/word/2012/wordml" xmlns:w16cex="http://schemas.microsoft.com/office/word/2018/wordml/cex" xmlns:w16cid="http://schemas.microsoft.com/office/word/2016/wordml/cid" xmlns:w16="http://schemas.microsoft.com/office/word/2018/wordml" xmlns:w16sdtdh="http://schemas.microsoft.com/office/word/2020/wordml/sdtdatahash" xmlns:w16se="http://schemas.microsoft.com/office/word/2015/wordml/symex" xmlns:wpg="http://schemas.microsoft.com/office/word/2010/wordprocessingGroup" xmlns:wpi="http://schemas.microsoft.com/office/word/2010/wordprocessingInk" xmlns:wne="http://schemas.microsoft.com/office/word/2006/wordml" xmlns:wps="http://schemas.microsoft.com/office/word/2010/wordprocessingShape" mc:Ignorable="w14 w15 w16se w16cid w16 w16cex w16sdtdh wp14">
+<w:endnotes xmlns:wpc="http://schemas.microsoft.com/office/word/2010/wordprocessingCanvas" xmlns:cx="http://schemas.microsoft.com/office/drawing/2014/chartex" xmlns:cx1="http://schemas.microsoft.com/office/drawing/2015/9/8/chartex" xmlns:cx2="http://schemas.microsoft.com/office/drawing/2015/10/21/chartex" xmlns:cx3="http://schemas.microsoft.com/office/drawing/2016/5/9/chartex" xmlns:cx4="http://schemas.microsoft.com/office/drawing/2016/5/10/chartex" xmlns:cx5="http://schemas.microsoft.com/office/drawing/2016/5/11/chartex" xmlns:cx6="http://schemas.microsoft.com/office/drawing/2016/5/12/chartex" xmlns:cx7="http://schemas.microsoft.com/office/drawing/2016/5/13/chartex" xmlns:cx8="http://schemas.microsoft.com/office/drawing/2016/5/14/chartex" xmlns:mc="http://schemas.openxmlformats.org/markup-compatibility/2006" xmlns:aink="http://schemas.microsoft.com/office/drawing/2016/ink" xmlns:am3d="http://schemas.microsoft.com/office/drawing/2017/model3d" xmlns:o="urn:schemas-microsoft-com:office:office" xmlns:oel="http://schemas.microsoft.com/office/2019/extlst" xmlns:r="http://schemas.openxmlformats.org/officeDocument/2006/relationships" xmlns:m="http://schemas.openxmlformats.org/officeDocument/2006/math" xmlns:v="urn:schemas-microsoft-com:vml" xmlns:wp14="http://schemas.microsoft.com/office/word/2010/wordprocessingDrawing" xmlns:wp="http://schemas.openxmlformats.org/drawingml/2006/wordprocessingDrawing" xmlns:w10="urn:schemas-microsoft-com:office:word" xmlns:w="http://schemas.openxmlformats.org/wordprocessingml/2006/main" xmlns:w14="http://schemas.microsoft.com/office/word/2010/wordml" xmlns:w15="http://schemas.microsoft.com/office/word/2012/wordml" xmlns:w16cex="http://schemas.microsoft.com/office/word/2018/wordml/cex" xmlns:w16cid="http://schemas.microsoft.com/office/word/2016/wordml/cid" xmlns:w16="http://schemas.microsoft.com/office/word/2018/wordml" xmlns:w16du="http://schemas.microsoft.com/office/word/2023/wordml/word16du" xmlns:w16sdtdh="http://schemas.microsoft.com/office/word/2020/wordml/sdtdatahash" xmlns:w16sdtfl="http://schemas.microsoft.com/office/word/2024/wordml/sdtformatlock" xmlns:w16se="http://schemas.microsoft.com/office/word/2015/wordml/symex" xmlns:wpg="http://schemas.microsoft.com/office/word/2010/wordprocessingGroup" xmlns:wpi="http://schemas.microsoft.com/office/word/2010/wordprocessingInk" xmlns:wne="http://schemas.microsoft.com/office/word/2006/wordml" xmlns:wps="http://schemas.microsoft.com/office/word/2010/wordprocessingShape" mc:Ignorable="w14 w15 w16se w16cid w16 w16cex w16sdtdh w16sdtfl w16du wp14">
   <w:endnote w:type="separator" w:id="-1">
     <w:p>
       <w:r>
@@ -2009,7 +2064,7 @@
 </file>
 
 <file path=word/footnotes.xml><?xml version="1.0" encoding="utf-8"?>
-<w:footnotes xmlns:wpc="http://schemas.microsoft.com/office/word/2010/wordprocessingCanvas" xmlns:cx="http://schemas.microsoft.com/office/drawing/2014/chartex" xmlns:cx1="http://schemas.microsoft.com/office/drawing/2015/9/8/chartex" xmlns:cx2="http://schemas.microsoft.com/office/drawing/2015/10/21/chartex" xmlns:cx3="http://schemas.microsoft.com/office/drawing/2016/5/9/chartex" xmlns:cx4="http://schemas.microsoft.com/office/drawing/2016/5/10/chartex" xmlns:cx5="http://schemas.microsoft.com/office/drawing/2016/5/11/chartex" xmlns:cx6="http://schemas.microsoft.com/office/drawing/2016/5/12/chartex" xmlns:cx7="http://schemas.microsoft.com/office/drawing/2016/5/13/chartex" xmlns:cx8="http://schemas.microsoft.com/office/drawing/2016/5/14/chartex" xmlns:mc="http://schemas.openxmlformats.org/markup-compatibility/2006" xmlns:aink="http://schemas.microsoft.com/office/drawing/2016/ink" xmlns:am3d="http://schemas.microsoft.com/office/drawing/2017/model3d" xmlns:o="urn:schemas-microsoft-com:office:office" xmlns:r="http://schemas.openxmlformats.org/officeDocument/2006/relationships" xmlns:m="http://schemas.openxmlformats.org/officeDocument/2006/math" xmlns:v="urn:schemas-microsoft-com:vml" xmlns:wp14="http://schemas.microsoft.com/office/word/2010/wordprocessingDrawing" xmlns:wp="http://schemas.openxmlformats.org/drawingml/2006/wordprocessingDrawing" xmlns:w10="urn:schemas-microsoft-com:office:word" xmlns:w="http://schemas.openxmlformats.org/wordprocessingml/2006/main" xmlns:w14="http://schemas.microsoft.com/office/word/2010/wordml" xmlns:w15="http://schemas.microsoft.com/office/word/2012/wordml" xmlns:w16cex="http://schemas.microsoft.com/office/word/2018/wordml/cex" xmlns:w16cid="http://schemas.microsoft.com/office/word/2016/wordml/cid" xmlns:w16="http://schemas.microsoft.com/office/word/2018/wordml" xmlns:w16sdtdh="http://schemas.microsoft.com/office/word/2020/wordml/sdtdatahash" xmlns:w16se="http://schemas.microsoft.com/office/word/2015/wordml/symex" xmlns:wpg="http://schemas.microsoft.com/office/word/2010/wordprocessingGroup" xmlns:wpi="http://schemas.microsoft.com/office/word/2010/wordprocessingInk" xmlns:wne="http://schemas.microsoft.com/office/word/2006/wordml" xmlns:wps="http://schemas.microsoft.com/office/word/2010/wordprocessingShape" mc:Ignorable="w14 w15 w16se w16cid w16 w16cex w16sdtdh wp14">
+<w:footnotes xmlns:wpc="http://schemas.microsoft.com/office/word/2010/wordprocessingCanvas" xmlns:cx="http://schemas.microsoft.com/office/drawing/2014/chartex" xmlns:cx1="http://schemas.microsoft.com/office/drawing/2015/9/8/chartex" xmlns:cx2="http://schemas.microsoft.com/office/drawing/2015/10/21/chartex" xmlns:cx3="http://schemas.microsoft.com/office/drawing/2016/5/9/chartex" xmlns:cx4="http://schemas.microsoft.com/office/drawing/2016/5/10/chartex" xmlns:cx5="http://schemas.microsoft.com/office/drawing/2016/5/11/chartex" xmlns:cx6="http://schemas.microsoft.com/office/drawing/2016/5/12/chartex" xmlns:cx7="http://schemas.microsoft.com/office/drawing/2016/5/13/chartex" xmlns:cx8="http://schemas.microsoft.com/office/drawing/2016/5/14/chartex" xmlns:mc="http://schemas.openxmlformats.org/markup-compatibility/2006" xmlns:aink="http://schemas.microsoft.com/office/drawing/2016/ink" xmlns:am3d="http://schemas.microsoft.com/office/drawing/2017/model3d" xmlns:o="urn:schemas-microsoft-com:office:office" xmlns:oel="http://schemas.microsoft.com/office/2019/extlst" xmlns:r="http://schemas.openxmlformats.org/officeDocument/2006/relationships" xmlns:m="http://schemas.openxmlformats.org/officeDocument/2006/math" xmlns:v="urn:schemas-microsoft-com:vml" xmlns:wp14="http://schemas.microsoft.com/office/word/2010/wordprocessingDrawing" xmlns:wp="http://schemas.openxmlformats.org/drawingml/2006/wordprocessingDrawing" xmlns:w10="urn:schemas-microsoft-com:office:word" xmlns:w="http://schemas.openxmlformats.org/wordprocessingml/2006/main" xmlns:w14="http://schemas.microsoft.com/office/word/2010/wordml" xmlns:w15="http://schemas.microsoft.com/office/word/2012/wordml" xmlns:w16cex="http://schemas.microsoft.com/office/word/2018/wordml/cex" xmlns:w16cid="http://schemas.microsoft.com/office/word/2016/wordml/cid" xmlns:w16="http://schemas.microsoft.com/office/word/2018/wordml" xmlns:w16du="http://schemas.microsoft.com/office/word/2023/wordml/word16du" xmlns:w16sdtdh="http://schemas.microsoft.com/office/word/2020/wordml/sdtdatahash" xmlns:w16sdtfl="http://schemas.microsoft.com/office/word/2024/wordml/sdtformatlock" xmlns:w16se="http://schemas.microsoft.com/office/word/2015/wordml/symex" xmlns:wpg="http://schemas.microsoft.com/office/word/2010/wordprocessingGroup" xmlns:wpi="http://schemas.microsoft.com/office/word/2010/wordprocessingInk" xmlns:wne="http://schemas.microsoft.com/office/word/2006/wordml" xmlns:wps="http://schemas.microsoft.com/office/word/2010/wordprocessingShape" mc:Ignorable="w14 w15 w16se w16cid w16 w16cex w16sdtdh w16sdtfl w16du wp14">
   <w:footnote w:type="separator" w:id="-1">
     <w:p>
       <w:r>
@@ -2028,7 +2083,7 @@
 </file>
 
 <file path=word/styles.xml><?xml version="1.0" encoding="utf-8"?>
-<w:styles xmlns:mc="http://schemas.openxmlformats.org/markup-compatibility/2006" xmlns:r="http://schemas.openxmlformats.org/officeDocument/2006/relationships" xmlns:w="http://schemas.openxmlformats.org/wordprocessingml/2006/main" xmlns:w14="http://schemas.microsoft.com/office/word/2010/wordml" xmlns:w15="http://schemas.microsoft.com/office/word/2012/wordml" xmlns:w16cex="http://schemas.microsoft.com/office/word/2018/wordml/cex" xmlns:w16cid="http://schemas.microsoft.com/office/word/2016/wordml/cid" xmlns:w16="http://schemas.microsoft.com/office/word/2018/wordml" xmlns:w16sdtdh="http://schemas.microsoft.com/office/word/2020/wordml/sdtdatahash" xmlns:w16se="http://schemas.microsoft.com/office/word/2015/wordml/symex" mc:Ignorable="w14 w15 w16se w16cid w16 w16cex w16sdtdh">
+<w:styles xmlns:mc="http://schemas.openxmlformats.org/markup-compatibility/2006" xmlns:r="http://schemas.openxmlformats.org/officeDocument/2006/relationships" xmlns:w="http://schemas.openxmlformats.org/wordprocessingml/2006/main" xmlns:w14="http://schemas.microsoft.com/office/word/2010/wordml" xmlns:w15="http://schemas.microsoft.com/office/word/2012/wordml" xmlns:w16cex="http://schemas.microsoft.com/office/word/2018/wordml/cex" xmlns:w16cid="http://schemas.microsoft.com/office/word/2016/wordml/cid" xmlns:w16="http://schemas.microsoft.com/office/word/2018/wordml" xmlns:w16du="http://schemas.microsoft.com/office/word/2023/wordml/word16du" xmlns:w16sdtdh="http://schemas.microsoft.com/office/word/2020/wordml/sdtdatahash" xmlns:w16sdtfl="http://schemas.microsoft.com/office/word/2024/wordml/sdtformatlock" xmlns:w16se="http://schemas.microsoft.com/office/word/2015/wordml/symex" mc:Ignorable="w14 w15 w16se w16cid w16 w16cex w16sdtdh w16sdtfl w16du">
   <w:docDefaults>
     <w:rPrDefault>
       <w:rPr>
@@ -2419,7 +2474,7 @@
     <w:lsdException w:name="Unresolved Mention" w:semiHidden="1" w:unhideWhenUsed="1"/>
     <w:lsdException w:name="Smart Link" w:semiHidden="1" w:unhideWhenUsed="1"/>
   </w:latentStyles>
-  <w:style w:type="paragraph" w:default="1" w:styleId="a">
+  <w:style w:type="paragraph" w:default="1" w:styleId="Normal">
     <w:name w:val="Normal"/>
     <w:qFormat/>
     <w:pPr>
@@ -2427,13 +2482,13 @@
       <w:jc w:val="both"/>
     </w:pPr>
   </w:style>
-  <w:style w:type="character" w:default="1" w:styleId="a0">
+  <w:style w:type="character" w:default="1" w:styleId="DefaultParagraphFont">
     <w:name w:val="Default Paragraph Font"/>
     <w:uiPriority w:val="1"/>
     <w:semiHidden/>
     <w:unhideWhenUsed/>
   </w:style>
-  <w:style w:type="table" w:default="1" w:styleId="a1">
+  <w:style w:type="table" w:default="1" w:styleId="TableNormal">
     <w:name w:val="Normal Table"/>
     <w:uiPriority w:val="99"/>
     <w:semiHidden/>
@@ -2448,16 +2503,16 @@
       </w:tblCellMar>
     </w:tblPr>
   </w:style>
-  <w:style w:type="numbering" w:default="1" w:styleId="a2">
+  <w:style w:type="numbering" w:default="1" w:styleId="NoList">
     <w:name w:val="No List"/>
     <w:uiPriority w:val="99"/>
     <w:semiHidden/>
     <w:unhideWhenUsed/>
   </w:style>
-  <w:style w:type="paragraph" w:styleId="a3">
+  <w:style w:type="paragraph" w:styleId="Header">
     <w:name w:val="header"/>
-    <w:basedOn w:val="a"/>
-    <w:link w:val="a4"/>
+    <w:basedOn w:val="Normal"/>
+    <w:link w:val="HeaderChar"/>
     <w:uiPriority w:val="99"/>
     <w:unhideWhenUsed/>
     <w:rsid w:val="00CF5728"/>
@@ -2469,17 +2524,17 @@
       <w:snapToGrid w:val="0"/>
     </w:pPr>
   </w:style>
-  <w:style w:type="character" w:customStyle="1" w:styleId="a4">
-    <w:name w:val="ヘッダー (文字)"/>
-    <w:basedOn w:val="a0"/>
-    <w:link w:val="a3"/>
+  <w:style w:type="character" w:customStyle="1" w:styleId="HeaderChar">
+    <w:name w:val="Header Char"/>
+    <w:basedOn w:val="DefaultParagraphFont"/>
+    <w:link w:val="Header"/>
     <w:uiPriority w:val="99"/>
     <w:rsid w:val="00CF5728"/>
   </w:style>
-  <w:style w:type="paragraph" w:styleId="a5">
+  <w:style w:type="paragraph" w:styleId="Footer">
     <w:name w:val="footer"/>
-    <w:basedOn w:val="a"/>
-    <w:link w:val="a6"/>
+    <w:basedOn w:val="Normal"/>
+    <w:link w:val="FooterChar"/>
     <w:uiPriority w:val="99"/>
     <w:unhideWhenUsed/>
     <w:rsid w:val="00CF5728"/>
@@ -2491,17 +2546,17 @@
       <w:snapToGrid w:val="0"/>
     </w:pPr>
   </w:style>
-  <w:style w:type="character" w:customStyle="1" w:styleId="a6">
-    <w:name w:val="フッター (文字)"/>
-    <w:basedOn w:val="a0"/>
-    <w:link w:val="a5"/>
+  <w:style w:type="character" w:customStyle="1" w:styleId="FooterChar">
+    <w:name w:val="Footer Char"/>
+    <w:basedOn w:val="DefaultParagraphFont"/>
+    <w:link w:val="Footer"/>
     <w:uiPriority w:val="99"/>
     <w:rsid w:val="00CF5728"/>
   </w:style>
-  <w:style w:type="paragraph" w:styleId="a7">
+  <w:style w:type="paragraph" w:styleId="BalloonText">
     <w:name w:val="Balloon Text"/>
-    <w:basedOn w:val="a"/>
-    <w:link w:val="a8"/>
+    <w:basedOn w:val="Normal"/>
+    <w:link w:val="BalloonTextChar"/>
     <w:uiPriority w:val="99"/>
     <w:semiHidden/>
     <w:unhideWhenUsed/>
@@ -2512,10 +2567,10 @@
       <w:szCs w:val="18"/>
     </w:rPr>
   </w:style>
-  <w:style w:type="character" w:customStyle="1" w:styleId="a8">
-    <w:name w:val="吹き出し (文字)"/>
-    <w:basedOn w:val="a0"/>
-    <w:link w:val="a7"/>
+  <w:style w:type="character" w:customStyle="1" w:styleId="BalloonTextChar">
+    <w:name w:val="Balloon Text Char"/>
+    <w:basedOn w:val="DefaultParagraphFont"/>
+    <w:link w:val="BalloonText"/>
     <w:uiPriority w:val="99"/>
     <w:semiHidden/>
     <w:rsid w:val="00B23FDA"/>
@@ -2525,9 +2580,9 @@
       <w:szCs w:val="18"/>
     </w:rPr>
   </w:style>
-  <w:style w:type="table" w:styleId="a9">
+  <w:style w:type="table" w:styleId="TableGrid">
     <w:name w:val="Table Grid"/>
-    <w:basedOn w:val="a1"/>
+    <w:basedOn w:val="TableNormal"/>
     <w:uiPriority w:val="39"/>
     <w:rsid w:val="0055182D"/>
     <w:tblPr>
@@ -2543,7 +2598,7 @@
   </w:style>
   <w:style w:type="character" w:customStyle="1" w:styleId="j-lbl-en">
     <w:name w:val="j-lbl-en"/>
-    <w:basedOn w:val="a0"/>
+    <w:basedOn w:val="DefaultParagraphFont"/>
     <w:rsid w:val="0035125C"/>
   </w:style>
 </w:styles>
